--- a/doc/Сколярное программирование1.docx
+++ b/doc/Сколярное программирование1.docx
@@ -60,6 +60,66 @@
       </w:r>
     </w:p>
     <w:p>
+      <w:pPr>
+        <w:rPr>
+          <w:noProof/>
+        </w:rPr>
+      </w:pPr>
+      <w:r>
+        <w:rPr>
+          <w:noProof/>
+        </w:rPr>
+        <w:drawing>
+          <wp:inline distT="0" distB="0" distL="0" distR="0" wp14:anchorId="4DD4BA10" wp14:editId="04A3CD73">
+            <wp:extent cx="5940425" cy="1981835"/>
+            <wp:effectExtent l="0" t="0" r="3175" b="0"/>
+            <wp:docPr id="22" name="Рисунок 22"/>
+            <wp:cNvGraphicFramePr>
+              <a:graphicFrameLocks xmlns:a="http://schemas.openxmlformats.org/drawingml/2006/main" noChangeAspect="1"/>
+            </wp:cNvGraphicFramePr>
+            <a:graphic xmlns:a="http://schemas.openxmlformats.org/drawingml/2006/main">
+              <a:graphicData uri="http://schemas.openxmlformats.org/drawingml/2006/picture">
+                <pic:pic xmlns:pic="http://schemas.openxmlformats.org/drawingml/2006/picture">
+                  <pic:nvPicPr>
+                    <pic:cNvPr id="0" name="Picture 1"/>
+                    <pic:cNvPicPr>
+                      <a:picLocks noChangeAspect="1" noChangeArrowheads="1"/>
+                    </pic:cNvPicPr>
+                  </pic:nvPicPr>
+                  <pic:blipFill>
+                    <a:blip r:embed="rId5">
+                      <a:extLst>
+                        <a:ext uri="{28A0092B-C50C-407E-A947-70E740481C1C}">
+                          <a14:useLocalDpi xmlns:a14="http://schemas.microsoft.com/office/drawing/2010/main" val="0"/>
+                        </a:ext>
+                      </a:extLst>
+                    </a:blip>
+                    <a:srcRect/>
+                    <a:stretch>
+                      <a:fillRect/>
+                    </a:stretch>
+                  </pic:blipFill>
+                  <pic:spPr bwMode="auto">
+                    <a:xfrm>
+                      <a:off x="0" y="0"/>
+                      <a:ext cx="5940425" cy="1981835"/>
+                    </a:xfrm>
+                    <a:prstGeom prst="rect">
+                      <a:avLst/>
+                    </a:prstGeom>
+                    <a:noFill/>
+                    <a:ln>
+                      <a:noFill/>
+                    </a:ln>
+                  </pic:spPr>
+                </pic:pic>
+              </a:graphicData>
+            </a:graphic>
+          </wp:inline>
+        </w:drawing>
+      </w:r>
+    </w:p>
+    <w:p>
       <w:r>
         <w:rPr>
           <w:noProof/>
@@ -82,7 +142,7 @@
                     </pic:cNvPicPr>
                   </pic:nvPicPr>
                   <pic:blipFill>
-                    <a:blip r:embed="rId5">
+                    <a:blip r:embed="rId6">
                       <a:extLst>
                         <a:ext uri="{28A0092B-C50C-407E-A947-70E740481C1C}">
                           <a14:useLocalDpi xmlns:a14="http://schemas.microsoft.com/office/drawing/2010/main" val="0"/>
@@ -134,7 +194,7 @@
                     </pic:cNvPicPr>
                   </pic:nvPicPr>
                   <pic:blipFill>
-                    <a:blip r:embed="rId6">
+                    <a:blip r:embed="rId7">
                       <a:extLst>
                         <a:ext uri="{28A0092B-C50C-407E-A947-70E740481C1C}">
                           <a14:useLocalDpi xmlns:a14="http://schemas.microsoft.com/office/drawing/2010/main" val="0"/>
@@ -239,6 +299,7 @@
         <w:rPr>
           <w:noProof/>
         </w:rPr>
+        <w:lastRenderedPageBreak/>
         <w:drawing>
           <wp:inline distT="0" distB="0" distL="0" distR="0" wp14:anchorId="4CF8EE21" wp14:editId="40A73C15">
             <wp:extent cx="5570308" cy="2428546"/>
@@ -257,7 +318,7 @@
                     </pic:cNvPicPr>
                   </pic:nvPicPr>
                   <pic:blipFill>
-                    <a:blip r:embed="rId7">
+                    <a:blip r:embed="rId8">
                       <a:extLst>
                         <a:ext uri="{28A0092B-C50C-407E-A947-70E740481C1C}">
                           <a14:useLocalDpi xmlns:a14="http://schemas.microsoft.com/office/drawing/2010/main" val="0"/>
@@ -291,7 +352,6 @@
         <w:rPr>
           <w:noProof/>
         </w:rPr>
-        <w:lastRenderedPageBreak/>
         <mc:AlternateContent>
           <mc:Choice Requires="wps">
             <w:drawing>
@@ -381,7 +441,7 @@
                     </pic:cNvPicPr>
                   </pic:nvPicPr>
                   <pic:blipFill>
-                    <a:blip r:embed="rId8">
+                    <a:blip r:embed="rId9">
                       <a:extLst>
                         <a:ext uri="{28A0092B-C50C-407E-A947-70E740481C1C}">
                           <a14:useLocalDpi xmlns:a14="http://schemas.microsoft.com/office/drawing/2010/main" val="0"/>
@@ -433,7 +493,7 @@
                     </pic:cNvPicPr>
                   </pic:nvPicPr>
                   <pic:blipFill>
-                    <a:blip r:embed="rId9">
+                    <a:blip r:embed="rId10">
                       <a:extLst>
                         <a:ext uri="{28A0092B-C50C-407E-A947-70E740481C1C}">
                           <a14:useLocalDpi xmlns:a14="http://schemas.microsoft.com/office/drawing/2010/main" val="0"/>
@@ -556,7 +616,7 @@
                     </pic:cNvPicPr>
                   </pic:nvPicPr>
                   <pic:blipFill>
-                    <a:blip r:embed="rId10">
+                    <a:blip r:embed="rId11">
                       <a:extLst>
                         <a:ext uri="{28A0092B-C50C-407E-A947-70E740481C1C}">
                           <a14:useLocalDpi xmlns:a14="http://schemas.microsoft.com/office/drawing/2010/main" val="0"/>
@@ -590,6 +650,7 @@
         <w:rPr>
           <w:noProof/>
         </w:rPr>
+        <w:lastRenderedPageBreak/>
         <w:drawing>
           <wp:inline distT="0" distB="0" distL="0" distR="0" wp14:anchorId="412CF122" wp14:editId="19906BF0">
             <wp:extent cx="5622657" cy="2793365"/>
@@ -608,7 +669,7 @@
                     </pic:cNvPicPr>
                   </pic:nvPicPr>
                   <pic:blipFill>
-                    <a:blip r:embed="rId11">
+                    <a:blip r:embed="rId12">
                       <a:extLst>
                         <a:ext uri="{28A0092B-C50C-407E-A947-70E740481C1C}">
                           <a14:useLocalDpi xmlns:a14="http://schemas.microsoft.com/office/drawing/2010/main" val="0"/>
@@ -731,7 +792,7 @@
                     </pic:cNvPicPr>
                   </pic:nvPicPr>
                   <pic:blipFill>
-                    <a:blip r:embed="rId12">
+                    <a:blip r:embed="rId13">
                       <a:extLst>
                         <a:ext uri="{28A0092B-C50C-407E-A947-70E740481C1C}">
                           <a14:useLocalDpi xmlns:a14="http://schemas.microsoft.com/office/drawing/2010/main" val="0"/>
@@ -765,7 +826,6 @@
         <w:rPr>
           <w:noProof/>
         </w:rPr>
-        <w:lastRenderedPageBreak/>
         <w:drawing>
           <wp:inline distT="0" distB="0" distL="0" distR="0" wp14:anchorId="7B82733C" wp14:editId="0858D6CB">
             <wp:extent cx="5514975" cy="2802306"/>
@@ -784,7 +844,7 @@
                     </pic:cNvPicPr>
                   </pic:nvPicPr>
                   <pic:blipFill>
-                    <a:blip r:embed="rId13">
+                    <a:blip r:embed="rId14">
                       <a:extLst>
                         <a:ext uri="{28A0092B-C50C-407E-A947-70E740481C1C}">
                           <a14:useLocalDpi xmlns:a14="http://schemas.microsoft.com/office/drawing/2010/main" val="0"/>
@@ -818,6 +878,7 @@
         <w:rPr>
           <w:noProof/>
         </w:rPr>
+        <w:lastRenderedPageBreak/>
         <w:drawing>
           <wp:inline distT="0" distB="0" distL="0" distR="0" wp14:anchorId="43996D3C" wp14:editId="3F8016ED">
             <wp:extent cx="5486400" cy="3182998"/>
@@ -836,7 +897,7 @@
                     </pic:cNvPicPr>
                   </pic:nvPicPr>
                   <pic:blipFill>
-                    <a:blip r:embed="rId14">
+                    <a:blip r:embed="rId15">
                       <a:extLst>
                         <a:ext uri="{28A0092B-C50C-407E-A947-70E740481C1C}">
                           <a14:useLocalDpi xmlns:a14="http://schemas.microsoft.com/office/drawing/2010/main" val="0"/>
@@ -888,7 +949,7 @@
                     </pic:cNvPicPr>
                   </pic:nvPicPr>
                   <pic:blipFill>
-                    <a:blip r:embed="rId15">
+                    <a:blip r:embed="rId16">
                       <a:extLst>
                         <a:ext uri="{28A0092B-C50C-407E-A947-70E740481C1C}">
                           <a14:useLocalDpi xmlns:a14="http://schemas.microsoft.com/office/drawing/2010/main" val="0"/>
@@ -941,7 +1002,7 @@
                     </pic:cNvPicPr>
                   </pic:nvPicPr>
                   <pic:blipFill>
-                    <a:blip r:embed="rId16">
+                    <a:blip r:embed="rId17">
                       <a:extLst>
                         <a:ext uri="{28A0092B-C50C-407E-A947-70E740481C1C}">
                           <a14:useLocalDpi xmlns:a14="http://schemas.microsoft.com/office/drawing/2010/main" val="0"/>
@@ -993,7 +1054,7 @@
                     </pic:cNvPicPr>
                   </pic:nvPicPr>
                   <pic:blipFill>
-                    <a:blip r:embed="rId17">
+                    <a:blip r:embed="rId18">
                       <a:extLst>
                         <a:ext uri="{28A0092B-C50C-407E-A947-70E740481C1C}">
                           <a14:useLocalDpi xmlns:a14="http://schemas.microsoft.com/office/drawing/2010/main" val="0"/>
@@ -1045,7 +1106,7 @@
                     </pic:cNvPicPr>
                   </pic:nvPicPr>
                   <pic:blipFill>
-                    <a:blip r:embed="rId18" cstate="print">
+                    <a:blip r:embed="rId19" cstate="print">
                       <a:extLst>
                         <a:ext uri="{28A0092B-C50C-407E-A947-70E740481C1C}">
                           <a14:useLocalDpi xmlns:a14="http://schemas.microsoft.com/office/drawing/2010/main" val="0"/>
@@ -1098,7 +1159,7 @@
                     </pic:cNvPicPr>
                   </pic:nvPicPr>
                   <pic:blipFill>
-                    <a:blip r:embed="rId19" cstate="print">
+                    <a:blip r:embed="rId20" cstate="print">
                       <a:extLst>
                         <a:ext uri="{28A0092B-C50C-407E-A947-70E740481C1C}">
                           <a14:useLocalDpi xmlns:a14="http://schemas.microsoft.com/office/drawing/2010/main" val="0"/>
@@ -1150,7 +1211,7 @@
                     </pic:cNvPicPr>
                   </pic:nvPicPr>
                   <pic:blipFill>
-                    <a:blip r:embed="rId20">
+                    <a:blip r:embed="rId21">
                       <a:extLst>
                         <a:ext uri="{28A0092B-C50C-407E-A947-70E740481C1C}">
                           <a14:useLocalDpi xmlns:a14="http://schemas.microsoft.com/office/drawing/2010/main" val="0"/>
@@ -1202,7 +1263,7 @@
                     </pic:cNvPicPr>
                   </pic:nvPicPr>
                   <pic:blipFill>
-                    <a:blip r:embed="rId21">
+                    <a:blip r:embed="rId22">
                       <a:extLst>
                         <a:ext uri="{28A0092B-C50C-407E-A947-70E740481C1C}">
                           <a14:useLocalDpi xmlns:a14="http://schemas.microsoft.com/office/drawing/2010/main" val="0"/>
@@ -1254,7 +1315,7 @@
                     </pic:cNvPicPr>
                   </pic:nvPicPr>
                   <pic:blipFill>
-                    <a:blip r:embed="rId22" cstate="print">
+                    <a:blip r:embed="rId23" cstate="print">
                       <a:extLst>
                         <a:ext uri="{28A0092B-C50C-407E-A947-70E740481C1C}">
                           <a14:useLocalDpi xmlns:a14="http://schemas.microsoft.com/office/drawing/2010/main" val="0"/>
@@ -1307,7 +1368,7 @@
                     </pic:cNvPicPr>
                   </pic:nvPicPr>
                   <pic:blipFill>
-                    <a:blip r:embed="rId23" cstate="print">
+                    <a:blip r:embed="rId24" cstate="print">
                       <a:extLst>
                         <a:ext uri="{28A0092B-C50C-407E-A947-70E740481C1C}">
                           <a14:useLocalDpi xmlns:a14="http://schemas.microsoft.com/office/drawing/2010/main" val="0"/>
@@ -1359,7 +1420,7 @@
                     </pic:cNvPicPr>
                   </pic:nvPicPr>
                   <pic:blipFill>
-                    <a:blip r:embed="rId24">
+                    <a:blip r:embed="rId25">
                       <a:extLst>
                         <a:ext uri="{28A0092B-C50C-407E-A947-70E740481C1C}">
                           <a14:useLocalDpi xmlns:a14="http://schemas.microsoft.com/office/drawing/2010/main" val="0"/>
